--- a/arbeitsblaetter/A11_Dokument_nach_Vorlage_nachbauen.docx
+++ b/arbeitsblaetter/A11_Dokument_nach_Vorlage_nachbauen.docx
@@ -335,6 +335,73 @@
                 <w:sz w:val="18"/>
               </w:rPr>
               <w:t>Formatvorlagen für Titel/Überschriften · echte Aufzählung · echte Tabelle · Bild mit Textumbruch · Kopfzeile · automatische Seitenzahl.</w:t>
+            </w:r>
+          </w:p>
+        </w:tc>
+      </w:tr>
+    </w:tbl>
+    <w:tbl>
+      <w:tblPr>
+        <w:tblW w:type="auto" w:w="0"/>
+        <w:tblLayout w:type="fixed"/>
+        <w:tblLook w:firstColumn="1" w:firstRow="1" w:lastColumn="0" w:lastRow="0" w:noHBand="0" w:noVBand="1" w:val="04A0"/>
+      </w:tblPr>
+      <w:tblGrid>
+        <w:gridCol w:w="1828"/>
+        <w:gridCol w:w="8003"/>
+      </w:tblGrid>
+      <w:tr>
+        <w:trPr>
+          <w:cantSplit/>
+        </w:trPr>
+        <w:tc>
+          <w:tcPr>
+            <w:tcW w:type="dxa" w:w="1828"/>
+            <w:vAlign w:val="center"/>
+            <w:tcMar>
+              <w:top w:w="75" w:type="dxa"/>
+              <w:start w:w="130" w:type="dxa"/>
+              <w:bottom w:w="75" w:type="dxa"/>
+              <w:end w:w="130" w:type="dxa"/>
+            </w:tcMar>
+            <w:shd w:fill="F8F3EA"/>
+          </w:tcPr>
+          <w:p>
+            <w:pPr>
+              <w:spacing w:after="0"/>
+              <w:jc w:val="center"/>
+            </w:pPr>
+            <w:r>
+              <w:rPr>
+                <w:rFonts w:ascii="Arial" w:hAnsi="Arial" w:eastAsia="Arial"/>
+                <w:b/>
+                <w:color w:val="17324D"/>
+                <w:sz w:val="18"/>
+              </w:rPr>
+              <w:t>MERKE</w:t>
+            </w:r>
+          </w:p>
+        </w:tc>
+        <w:tc>
+          <w:tcPr>
+            <w:tcW w:type="dxa" w:w="8003"/>
+            <w:vAlign w:val="center"/>
+            <w:tcMar>
+              <w:top w:w="75" w:type="dxa"/>
+              <w:start w:w="190" w:type="dxa"/>
+              <w:bottom w:w="75" w:type="dxa"/>
+              <w:end w:w="190" w:type="dxa"/>
+            </w:tcMar>
+            <w:shd w:fill="F8F3EA"/>
+          </w:tcPr>
+          <w:p>
+            <w:r>
+              <w:rPr>
+                <w:rFonts w:ascii="Arial" w:hAnsi="Arial" w:eastAsia="Arial"/>
+                <w:color w:val="172A3A"/>
+                <w:sz w:val="19"/>
+              </w:rPr>
+              <w:t>Bei Titel und Überschriften zählt die richtige Formatvorlage. Das genaue Aussehen darf je nach Word-Version leicht von der Vorlage abweichen.</w:t>
             </w:r>
           </w:p>
         </w:tc>

--- a/arbeitsblaetter/A11_Dokument_nach_Vorlage_nachbauen.docx
+++ b/arbeitsblaetter/A11_Dokument_nach_Vorlage_nachbauen.docx
@@ -226,7 +226,7 @@
             <w:r>
               <w:drawing>
                 <wp:inline xmlns:a="http://schemas.openxmlformats.org/drawingml/2006/main" xmlns:pic="http://schemas.openxmlformats.org/drawingml/2006/picture">
-                  <wp:extent cx="3924000" cy="2403450"/>
+                  <wp:extent cx="3924000" cy="2550600"/>
                   <wp:docPr id="1" name="Picture 1"/>
                   <wp:cNvGraphicFramePr>
                     <a:graphicFrameLocks noChangeAspect="1"/>
@@ -247,7 +247,7 @@
                         <pic:spPr>
                           <a:xfrm>
                             <a:off x="0" y="0"/>
-                            <a:ext cx="3924000" cy="2403450"/>
+                            <a:ext cx="3924000" cy="2550600"/>
                           </a:xfrm>
                           <a:prstGeom prst="rect"/>
                         </pic:spPr>
